--- a/Assessment Task One V.1.1_2025(2).docx
+++ b/Assessment Task One V.1.1_2025(2).docx
@@ -3810,44 +3810,24 @@
         <w:tblLook w:val="04A0" w:firstRow="1" w:lastRow="0" w:firstColumn="1" w:lastColumn="0" w:noHBand="0" w:noVBand="1"/>
       </w:tblPr>
       <w:tblGrid>
-        <w:gridCol w:w="5092"/>
-        <w:gridCol w:w="4536"/>
+        <w:gridCol w:w="9628"/>
       </w:tblGrid>
       <w:tr>
         <w:tc>
           <w:tcPr>
-            <w:tcW w:w="5102" w:type="dxa"/>
-          </w:tcPr>
-          <w:p>
-            <w:r>
-              <w:t>Customers: The group that wants the software developed; in the Manage closely section</w:t>
-            </w:r>
-          </w:p>
-          <w:p>
-            <w:r>
-              <w:t xml:space="preserve"> Developers: The group developing the product; in the Meet their needs section</w:t>
-            </w:r>
-          </w:p>
-          <w:p>
-            <w:r>
-              <w:t>End users: The group that will end up using the product; in the Keep informed or keep into account sections</w:t>
-            </w:r>
-          </w:p>
-        </w:tc>
-        <w:tc>
-          <w:tcPr>
-            <w:tcW w:w="4526" w:type="dxa"/>
+            <w:tcW w:w="9628" w:type="dxa"/>
           </w:tcPr>
           <w:p>
             <w:r>
               <w:rPr>
                 <w:noProof/>
               </w:rPr>
+              <w:lastRenderedPageBreak/>
               <w:drawing>
-                <wp:inline distT="0" distB="0" distL="0" distR="0" wp14:anchorId="6068DF3C" wp14:editId="1A68A38A">
-                  <wp:extent cx="2743200" cy="2725755"/>
+                <wp:inline distT="0" distB="0" distL="0" distR="0" wp14:anchorId="6CDFE8F4" wp14:editId="30ED7672">
+                  <wp:extent cx="5965823" cy="5229225"/>
                   <wp:effectExtent l="0" t="0" r="0" b="0"/>
-                  <wp:docPr id="738895008" name="Picture 4"/>
+                  <wp:docPr id="936010665" name="Picture 7"/>
                   <wp:cNvGraphicFramePr>
                     <a:graphicFrameLocks xmlns:a="http://schemas.openxmlformats.org/drawingml/2006/main" noChangeAspect="1"/>
                   </wp:cNvGraphicFramePr>
@@ -3855,12 +3835,12 @@
                     <a:graphicData uri="http://schemas.openxmlformats.org/drawingml/2006/picture">
                       <pic:pic xmlns:pic="http://schemas.openxmlformats.org/drawingml/2006/picture">
                         <pic:nvPicPr>
-                          <pic:cNvPr id="0" name="Picture 2"/>
+                          <pic:cNvPr id="0" name="Picture 10"/>
                           <pic:cNvPicPr>
                             <a:picLocks noChangeAspect="1" noChangeArrowheads="1"/>
                           </pic:cNvPicPr>
                         </pic:nvPicPr>
-                        <pic:blipFill rotWithShape="1">
+                        <pic:blipFill>
                           <a:blip r:embed="rId20">
                             <a:extLst>
                               <a:ext uri="{28A0092B-C50C-407E-A947-70E740481C1C}">
@@ -3868,7 +3848,7 @@
                               </a:ext>
                             </a:extLst>
                           </a:blip>
-                          <a:srcRect l="9183" t="9519" r="9327" b="9509"/>
+                          <a:srcRect/>
                           <a:stretch>
                             <a:fillRect/>
                           </a:stretch>
@@ -3876,7 +3856,7 @@
                         <pic:spPr bwMode="auto">
                           <a:xfrm>
                             <a:off x="0" y="0"/>
-                            <a:ext cx="2762858" cy="2745288"/>
+                            <a:ext cx="5968032" cy="5231161"/>
                           </a:xfrm>
                           <a:prstGeom prst="rect">
                             <a:avLst/>
@@ -3885,17 +3865,67 @@
                           <a:ln>
                             <a:noFill/>
                           </a:ln>
-                          <a:extLst>
-                            <a:ext uri="{53640926-AAD7-44D8-BBD7-CCE9431645EC}">
-                              <a14:shadowObscured xmlns:a14="http://schemas.microsoft.com/office/drawing/2010/main"/>
-                            </a:ext>
-                          </a:extLst>
                         </pic:spPr>
                       </pic:pic>
                     </a:graphicData>
                   </a:graphic>
                 </wp:inline>
               </w:drawing>
+            </w:r>
+          </w:p>
+        </w:tc>
+      </w:tr>
+      <w:tr>
+        <w:tc>
+          <w:tcPr>
+            <w:tcW w:w="9628" w:type="dxa"/>
+          </w:tcPr>
+          <w:p>
+            <w:r>
+              <w:t xml:space="preserve">Owners: The group that is behind the development of the project and its direction; They have the highest level of Interest in the project and are only below the Regulators in the level of power they have over the project’s development. The project owners are the ones that bring all the other groups together in the development of the project and </w:t>
+            </w:r>
+            <w:r>
+              <w:t xml:space="preserve">are the ones who have the final say in the </w:t>
+            </w:r>
+            <w:proofErr w:type="gramStart"/>
+            <w:r>
+              <w:t>projects</w:t>
+            </w:r>
+            <w:proofErr w:type="gramEnd"/>
+            <w:r>
+              <w:t xml:space="preserve"> development.</w:t>
+            </w:r>
+            <w:r>
+              <w:t xml:space="preserve"> </w:t>
+            </w:r>
+          </w:p>
+          <w:p>
+            <w:r>
+              <w:t>Developers: The group developing the product’s code; Have a high level of interest in the project but not necessarily a high level of power over the direction the project takes the level of power developers have will likely vary based on the size of the project with smaller projects having more power over the final product than the larger project groups giving less influence to their developers.</w:t>
+            </w:r>
+          </w:p>
+          <w:p>
+            <w:r>
+              <w:t>Project Managers; The people that ensure the project is on track with the set timeline; Managers have both a high level of power and interest in ensuring the project is completed on time</w:t>
+            </w:r>
+            <w:r>
+              <w:t xml:space="preserve"> and conforms to the requirements provided by the owners.</w:t>
+            </w:r>
+          </w:p>
+          <w:p>
+            <w:r>
+              <w:t>End users: The group that will end up using the product; The interest of the group using the product will vary greatly depending on both the product and the people using it. For example, a video game would have a high level of interest from most end users whereas a search engine is unlikely to have a high level of interest from many users.</w:t>
+            </w:r>
+          </w:p>
+          <w:p>
+            <w:r>
+              <w:lastRenderedPageBreak/>
+              <w:t>Sponsors; the investors and financial backing that has been provided to the project; The level of Interest most sponsors show is likely only needing to see a return on their investment but some sponsors may want to be more involved and seek further information on the development of the project, their power lies in the funding they provide the project.</w:t>
+            </w:r>
+          </w:p>
+          <w:p>
+            <w:r>
+              <w:t>Regulators; Often the government or other rule makers that control the rules and regulations the project must comply with; Likely to have little interest in the project but has great power over the project through the laws that they can pass.</w:t>
             </w:r>
           </w:p>
         </w:tc>
@@ -4261,6 +4291,7 @@
           </w:tcPr>
           <w:p>
             <w:r>
+              <w:lastRenderedPageBreak/>
               <w:t>Naming Conventions, Formatting / Indentation and Commenting / Documentation.</w:t>
             </w:r>
           </w:p>
@@ -4376,7 +4407,6 @@
           </w:tcPr>
           <w:p>
             <w:r>
-              <w:lastRenderedPageBreak/>
               <w:t xml:space="preserve">Define project objectives: what the project is intended to do; SMART, </w:t>
             </w:r>
             <w:r>
@@ -4509,6 +4539,7 @@
           </w:p>
           <w:p>
             <w:r>
+              <w:lastRenderedPageBreak/>
               <w:t>Schedule Management: Identifies time critical stages and adjusts resource distribution to ensure the project remains on track.</w:t>
             </w:r>
           </w:p>
@@ -5039,6 +5070,7 @@
           <w:b/>
           <w:bCs/>
         </w:rPr>
+        <w:lastRenderedPageBreak/>
         <w:t>Main Window</w:t>
       </w:r>
     </w:p>
@@ -5327,7 +5359,6 @@
         </w:numPr>
       </w:pPr>
       <w:r>
-        <w:lastRenderedPageBreak/>
         <w:t xml:space="preserve">Files must be loaded </w:t>
       </w:r>
       <w:r>
@@ -5539,6 +5570,7 @@
         <w:pStyle w:val="Heading2"/>
       </w:pPr>
       <w:r>
+        <w:lastRenderedPageBreak/>
         <w:t xml:space="preserve">2.2 </w:t>
       </w:r>
       <w:r>
@@ -5849,7 +5881,6 @@
           </w:tcPr>
           <w:p>
             <w:r>
-              <w:lastRenderedPageBreak/>
               <w:t>Tree</w:t>
             </w:r>
           </w:p>
@@ -6053,7 +6084,11 @@
         <w:t>s</w:t>
       </w:r>
       <w:r>
-        <w:t xml:space="preserve"> along with </w:t>
+        <w:t xml:space="preserve"> </w:t>
+      </w:r>
+      <w:r>
+        <w:lastRenderedPageBreak/>
+        <w:t xml:space="preserve">along with </w:t>
       </w:r>
       <w:r>
         <w:t>two (2) pros and two (2) cons</w:t>
@@ -6261,7 +6296,6 @@
         <w:pStyle w:val="Heading2"/>
       </w:pPr>
       <w:r>
-        <w:lastRenderedPageBreak/>
         <w:t xml:space="preserve">2.3 </w:t>
       </w:r>
       <w:r>
@@ -6318,362 +6352,58 @@
           </w:tcPr>
           <w:p>
             <w:r>
-              <w:t>Searching for the number 5, look at the central value 4</w:t>
-            </w:r>
-          </w:p>
-          <w:tbl>
-            <w:tblPr>
-              <w:tblStyle w:val="TableGrid"/>
-              <w:tblW w:w="0" w:type="auto"/>
-              <w:tblLook w:val="04A0" w:firstRow="1" w:lastRow="0" w:firstColumn="1" w:lastColumn="0" w:noHBand="0" w:noVBand="1"/>
-            </w:tblPr>
-            <w:tblGrid>
-              <w:gridCol w:w="1352"/>
-              <w:gridCol w:w="1353"/>
-              <w:gridCol w:w="1353"/>
-              <w:gridCol w:w="1354"/>
-              <w:gridCol w:w="1354"/>
-              <w:gridCol w:w="1318"/>
-              <w:gridCol w:w="1318"/>
-            </w:tblGrid>
-            <w:tr>
-              <w:tc>
-                <w:tcPr>
-                  <w:tcW w:w="1352" w:type="dxa"/>
-                </w:tcPr>
-                <w:p>
-                  <w:pPr>
-                    <w:jc w:val="center"/>
-                  </w:pPr>
-                  <w:r>
-                    <w:t>1</w:t>
-                  </w:r>
-                </w:p>
-              </w:tc>
-              <w:tc>
-                <w:tcPr>
-                  <w:tcW w:w="1353" w:type="dxa"/>
-                </w:tcPr>
-                <w:p>
-                  <w:pPr>
-                    <w:jc w:val="center"/>
-                  </w:pPr>
-                  <w:r>
-                    <w:t>2</w:t>
-                  </w:r>
-                </w:p>
-              </w:tc>
-              <w:tc>
-                <w:tcPr>
-                  <w:tcW w:w="1353" w:type="dxa"/>
-                </w:tcPr>
-                <w:p>
-                  <w:pPr>
-                    <w:jc w:val="center"/>
-                  </w:pPr>
-                  <w:r>
-                    <w:t>3</w:t>
-                  </w:r>
-                </w:p>
-              </w:tc>
-              <w:tc>
-                <w:tcPr>
-                  <w:tcW w:w="1354" w:type="dxa"/>
-                  <w:shd w:val="clear" w:color="auto" w:fill="ED7D31" w:themeFill="accent2"/>
-                </w:tcPr>
-                <w:p>
-                  <w:pPr>
-                    <w:jc w:val="center"/>
-                  </w:pPr>
-                  <w:r>
-                    <w:t>4</w:t>
-                  </w:r>
-                </w:p>
-              </w:tc>
-              <w:tc>
-                <w:tcPr>
-                  <w:tcW w:w="1354" w:type="dxa"/>
-                </w:tcPr>
-                <w:p>
-                  <w:pPr>
-                    <w:jc w:val="center"/>
-                  </w:pPr>
-                  <w:r>
-                    <w:t>5</w:t>
-                  </w:r>
-                </w:p>
-              </w:tc>
-              <w:tc>
-                <w:tcPr>
-                  <w:tcW w:w="1318" w:type="dxa"/>
-                </w:tcPr>
-                <w:p>
-                  <w:pPr>
-                    <w:jc w:val="center"/>
-                  </w:pPr>
-                  <w:r>
-                    <w:t>6</w:t>
-                  </w:r>
-                </w:p>
-              </w:tc>
-              <w:tc>
-                <w:tcPr>
-                  <w:tcW w:w="1318" w:type="dxa"/>
-                </w:tcPr>
-                <w:p>
-                  <w:pPr>
-                    <w:jc w:val="center"/>
-                  </w:pPr>
-                  <w:r>
-                    <w:t>7</w:t>
-                  </w:r>
-                </w:p>
-              </w:tc>
-            </w:tr>
-          </w:tbl>
-          <w:p>
-            <w:r>
-              <w:t>4 is less than the value of 5, all values 4 and less are discarded, look at the new centre value 6</w:t>
-            </w:r>
-          </w:p>
-          <w:tbl>
-            <w:tblPr>
-              <w:tblStyle w:val="TableGrid"/>
-              <w:tblW w:w="0" w:type="auto"/>
-              <w:tblLook w:val="04A0" w:firstRow="1" w:lastRow="0" w:firstColumn="1" w:lastColumn="0" w:noHBand="0" w:noVBand="1"/>
-            </w:tblPr>
-            <w:tblGrid>
-              <w:gridCol w:w="1352"/>
-              <w:gridCol w:w="1353"/>
-              <w:gridCol w:w="1353"/>
-              <w:gridCol w:w="1354"/>
-              <w:gridCol w:w="1354"/>
-              <w:gridCol w:w="1318"/>
-              <w:gridCol w:w="1318"/>
-            </w:tblGrid>
-            <w:tr>
-              <w:tc>
-                <w:tcPr>
-                  <w:tcW w:w="1352" w:type="dxa"/>
-                  <w:shd w:val="clear" w:color="auto" w:fill="EE0000"/>
-                </w:tcPr>
-                <w:p>
-                  <w:pPr>
-                    <w:jc w:val="center"/>
-                  </w:pPr>
-                  <w:r>
-                    <w:t>1</w:t>
-                  </w:r>
-                </w:p>
-              </w:tc>
-              <w:tc>
-                <w:tcPr>
-                  <w:tcW w:w="1353" w:type="dxa"/>
-                  <w:shd w:val="clear" w:color="auto" w:fill="EE0000"/>
-                </w:tcPr>
-                <w:p>
-                  <w:pPr>
-                    <w:jc w:val="center"/>
-                  </w:pPr>
-                  <w:r>
-                    <w:t>2</w:t>
-                  </w:r>
-                </w:p>
-              </w:tc>
-              <w:tc>
-                <w:tcPr>
-                  <w:tcW w:w="1353" w:type="dxa"/>
-                  <w:shd w:val="clear" w:color="auto" w:fill="EE0000"/>
-                </w:tcPr>
-                <w:p>
-                  <w:pPr>
-                    <w:jc w:val="center"/>
-                  </w:pPr>
-                  <w:r>
-                    <w:t>3</w:t>
-                  </w:r>
-                </w:p>
-              </w:tc>
-              <w:tc>
-                <w:tcPr>
-                  <w:tcW w:w="1354" w:type="dxa"/>
-                  <w:shd w:val="clear" w:color="auto" w:fill="EE0000"/>
-                </w:tcPr>
-                <w:p>
-                  <w:pPr>
-                    <w:jc w:val="center"/>
-                  </w:pPr>
-                  <w:r>
-                    <w:t>4</w:t>
-                  </w:r>
-                </w:p>
-              </w:tc>
-              <w:tc>
-                <w:tcPr>
-                  <w:tcW w:w="1354" w:type="dxa"/>
-                </w:tcPr>
-                <w:p>
-                  <w:pPr>
-                    <w:jc w:val="center"/>
-                  </w:pPr>
-                  <w:r>
-                    <w:t>5</w:t>
-                  </w:r>
-                </w:p>
-              </w:tc>
-              <w:tc>
-                <w:tcPr>
-                  <w:tcW w:w="1318" w:type="dxa"/>
-                  <w:shd w:val="clear" w:color="auto" w:fill="ED7D31" w:themeFill="accent2"/>
-                </w:tcPr>
-                <w:p>
-                  <w:pPr>
-                    <w:jc w:val="center"/>
-                  </w:pPr>
-                  <w:r>
-                    <w:t>6</w:t>
-                  </w:r>
-                </w:p>
-              </w:tc>
-              <w:tc>
-                <w:tcPr>
-                  <w:tcW w:w="1318" w:type="dxa"/>
-                </w:tcPr>
-                <w:p>
-                  <w:pPr>
-                    <w:jc w:val="center"/>
-                  </w:pPr>
-                  <w:r>
-                    <w:t>7</w:t>
-                  </w:r>
-                </w:p>
-              </w:tc>
-            </w:tr>
-          </w:tbl>
-          <w:p>
-            <w:r>
-              <w:t>6 is more than 5, thus all values 6 and more are discarded, look at new centre value its 5 the number we want.</w:t>
-            </w:r>
-          </w:p>
-          <w:tbl>
-            <w:tblPr>
-              <w:tblStyle w:val="TableGrid"/>
-              <w:tblW w:w="0" w:type="auto"/>
-              <w:tblLook w:val="04A0" w:firstRow="1" w:lastRow="0" w:firstColumn="1" w:lastColumn="0" w:noHBand="0" w:noVBand="1"/>
-            </w:tblPr>
-            <w:tblGrid>
-              <w:gridCol w:w="1352"/>
-              <w:gridCol w:w="1353"/>
-              <w:gridCol w:w="1353"/>
-              <w:gridCol w:w="1354"/>
-              <w:gridCol w:w="1354"/>
-              <w:gridCol w:w="1318"/>
-              <w:gridCol w:w="1318"/>
-            </w:tblGrid>
-            <w:tr>
-              <w:tc>
-                <w:tcPr>
-                  <w:tcW w:w="1352" w:type="dxa"/>
-                  <w:shd w:val="clear" w:color="auto" w:fill="EE0000"/>
-                </w:tcPr>
-                <w:p>
-                  <w:pPr>
-                    <w:jc w:val="center"/>
-                  </w:pPr>
-                  <w:r>
-                    <w:t>1</w:t>
-                  </w:r>
-                </w:p>
-              </w:tc>
-              <w:tc>
-                <w:tcPr>
-                  <w:tcW w:w="1353" w:type="dxa"/>
-                  <w:shd w:val="clear" w:color="auto" w:fill="EE0000"/>
-                </w:tcPr>
-                <w:p>
-                  <w:pPr>
-                    <w:jc w:val="center"/>
-                  </w:pPr>
-                  <w:r>
-                    <w:t>2</w:t>
-                  </w:r>
-                </w:p>
-              </w:tc>
-              <w:tc>
-                <w:tcPr>
-                  <w:tcW w:w="1353" w:type="dxa"/>
-                  <w:shd w:val="clear" w:color="auto" w:fill="EE0000"/>
-                </w:tcPr>
-                <w:p>
-                  <w:pPr>
-                    <w:jc w:val="center"/>
-                  </w:pPr>
-                  <w:r>
-                    <w:t>3</w:t>
-                  </w:r>
-                </w:p>
-              </w:tc>
-              <w:tc>
-                <w:tcPr>
-                  <w:tcW w:w="1354" w:type="dxa"/>
-                  <w:shd w:val="clear" w:color="auto" w:fill="EE0000"/>
-                </w:tcPr>
-                <w:p>
-                  <w:pPr>
-                    <w:jc w:val="center"/>
-                  </w:pPr>
-                  <w:r>
-                    <w:t>4</w:t>
-                  </w:r>
-                </w:p>
-              </w:tc>
-              <w:tc>
-                <w:tcPr>
-                  <w:tcW w:w="1354" w:type="dxa"/>
-                  <w:shd w:val="clear" w:color="auto" w:fill="00B050"/>
-                </w:tcPr>
-                <w:p>
-                  <w:pPr>
-                    <w:jc w:val="center"/>
-                  </w:pPr>
-                  <w:r>
-                    <w:t>5</w:t>
-                  </w:r>
-                </w:p>
-              </w:tc>
-              <w:tc>
-                <w:tcPr>
-                  <w:tcW w:w="1318" w:type="dxa"/>
-                  <w:shd w:val="clear" w:color="auto" w:fill="EE0000"/>
-                </w:tcPr>
-                <w:p>
-                  <w:pPr>
-                    <w:jc w:val="center"/>
-                  </w:pPr>
-                  <w:r>
-                    <w:t>6</w:t>
-                  </w:r>
-                </w:p>
-              </w:tc>
-              <w:tc>
-                <w:tcPr>
-                  <w:tcW w:w="1318" w:type="dxa"/>
-                  <w:shd w:val="clear" w:color="auto" w:fill="EE0000"/>
-                </w:tcPr>
-                <w:p>
-                  <w:pPr>
-                    <w:jc w:val="center"/>
-                  </w:pPr>
-                  <w:r>
-                    <w:t>7</w:t>
-                  </w:r>
-                </w:p>
-              </w:tc>
-            </w:tr>
-          </w:tbl>
-          <w:p>
-            <w:r>
-              <w:br/>
+              <w:rPr>
+                <w:noProof/>
+              </w:rPr>
+              <w:lastRenderedPageBreak/>
+              <w:drawing>
+                <wp:inline distT="0" distB="0" distL="0" distR="0" wp14:anchorId="5D0173AF" wp14:editId="7AA3E3EF">
+                  <wp:extent cx="3891280" cy="8006080"/>
+                  <wp:effectExtent l="0" t="0" r="0" b="0"/>
+                  <wp:docPr id="747706593" name="Picture 4"/>
+                  <wp:cNvGraphicFramePr>
+                    <a:graphicFrameLocks xmlns:a="http://schemas.openxmlformats.org/drawingml/2006/main" noChangeAspect="1"/>
+                  </wp:cNvGraphicFramePr>
+                  <a:graphic xmlns:a="http://schemas.openxmlformats.org/drawingml/2006/main">
+                    <a:graphicData uri="http://schemas.openxmlformats.org/drawingml/2006/picture">
+                      <pic:pic xmlns:pic="http://schemas.openxmlformats.org/drawingml/2006/picture">
+                        <pic:nvPicPr>
+                          <pic:cNvPr id="0" name="Picture 1"/>
+                          <pic:cNvPicPr>
+                            <a:picLocks noChangeAspect="1" noChangeArrowheads="1"/>
+                          </pic:cNvPicPr>
+                        </pic:nvPicPr>
+                        <pic:blipFill>
+                          <a:blip r:embed="rId22">
+                            <a:extLst>
+                              <a:ext uri="{28A0092B-C50C-407E-A947-70E740481C1C}">
+                                <a14:useLocalDpi xmlns:a14="http://schemas.microsoft.com/office/drawing/2010/main" val="0"/>
+                              </a:ext>
+                            </a:extLst>
+                          </a:blip>
+                          <a:srcRect/>
+                          <a:stretch>
+                            <a:fillRect/>
+                          </a:stretch>
+                        </pic:blipFill>
+                        <pic:spPr bwMode="auto">
+                          <a:xfrm>
+                            <a:off x="0" y="0"/>
+                            <a:ext cx="3891280" cy="8006080"/>
+                          </a:xfrm>
+                          <a:prstGeom prst="rect">
+                            <a:avLst/>
+                          </a:prstGeom>
+                          <a:noFill/>
+                          <a:ln>
+                            <a:noFill/>
+                          </a:ln>
+                        </pic:spPr>
+                      </pic:pic>
+                    </a:graphicData>
+                  </a:graphic>
+                </wp:inline>
+              </w:drawing>
             </w:r>
           </w:p>
         </w:tc>
@@ -6730,6 +6460,7 @@
                 <w:i/>
                 <w:iCs/>
               </w:rPr>
+              <w:lastRenderedPageBreak/>
               <w:t>Hint</w:t>
             </w:r>
             <w:r>
@@ -6990,11 +6721,7 @@
               <w:t xml:space="preserve"> have some form of bug reporting for any problems that occur while running the program. But they cannot help if the problem is an incorrect value</w:t>
             </w:r>
             <w:r>
-              <w:t xml:space="preserve">, meaning you need to check </w:t>
-            </w:r>
-            <w:r>
-              <w:lastRenderedPageBreak/>
-              <w:t>through the code for these issues when they are found. This is why having a bug reporting feature of some kind is helpful</w:t>
+              <w:t>, meaning you need to check through the code for these issues when they are found. This is why having a bug reporting feature of some kind is helpful</w:t>
             </w:r>
           </w:p>
         </w:tc>
@@ -7020,7 +6747,6 @@
                 <w:bCs/>
                 <w:color w:val="FFFFFF" w:themeColor="background1"/>
               </w:rPr>
-              <w:lastRenderedPageBreak/>
               <w:t>2</w:t>
             </w:r>
           </w:p>
@@ -7208,6 +6934,7 @@
                 <w:bCs/>
                 <w:color w:val="FFFFFF" w:themeColor="background1"/>
               </w:rPr>
+              <w:lastRenderedPageBreak/>
               <w:t>3</w:t>
             </w:r>
           </w:p>
@@ -7559,7 +7286,6 @@
         <w:pStyle w:val="Heading1"/>
       </w:pPr>
       <w:r>
-        <w:lastRenderedPageBreak/>
         <w:t>Task 3: Development Phase</w:t>
       </w:r>
     </w:p>
@@ -8689,6 +8415,7 @@
                 <w:bCs/>
                 <w:color w:val="FFFFFF" w:themeColor="background1"/>
               </w:rPr>
+              <w:lastRenderedPageBreak/>
               <w:t>1</w:t>
             </w:r>
           </w:p>
@@ -8996,7 +8723,6 @@
                 <w:bCs/>
                 <w:color w:val="FFFFFF" w:themeColor="background1"/>
               </w:rPr>
-              <w:lastRenderedPageBreak/>
               <w:t>Limitation</w:t>
             </w:r>
           </w:p>
@@ -16492,6 +16218,19 @@
 </file>
 
 <file path=customXml/item1.xml><?xml version="1.0" encoding="utf-8"?>
+<?mso-contentType ?>
+<FormTemplates xmlns="http://schemas.microsoft.com/sharepoint/v3/contenttype/forms">
+  <Display>DocumentLibraryForm</Display>
+  <Edit>DocumentLibraryForm</Edit>
+  <New>DocumentLibraryForm</New>
+</FormTemplates>
+</file>
+
+<file path=customXml/item2.xml><?xml version="1.0" encoding="utf-8"?>
+<b:Sources xmlns:b="http://schemas.openxmlformats.org/officeDocument/2006/bibliography" xmlns="http://schemas.openxmlformats.org/officeDocument/2006/bibliography" SelectedStyle="\APASixthEditionOfficeOnline.xsl" StyleName="APA" Version="6"/>
+</file>
+
+<file path=customXml/item3.xml><?xml version="1.0" encoding="utf-8"?>
 <p:properties xmlns:p="http://schemas.microsoft.com/office/2006/metadata/properties" xmlns:xsi="http://www.w3.org/2001/XMLSchema-instance" xmlns:pc="http://schemas.microsoft.com/office/infopath/2007/PartnerControls">
   <documentManagement>
     <TaxCatchAll xmlns="b4b8d115-9a68-473d-91cb-4bf0d85fa27c" xsi:nil="true"/>
@@ -16502,7 +16241,7 @@
 </p:properties>
 </file>
 
-<file path=customXml/item2.xml><?xml version="1.0" encoding="utf-8"?>
+<file path=customXml/item4.xml><?xml version="1.0" encoding="utf-8"?>
 <ct:contentTypeSchema xmlns:ct="http://schemas.microsoft.com/office/2006/metadata/contentType" xmlns:ma="http://schemas.microsoft.com/office/2006/metadata/properties/metaAttributes" ct:_="" ma:_="" ma:contentTypeName="Document" ma:contentTypeID="0x0101006A890B377B9AAE46A481A206C5DFAFCC" ma:contentTypeVersion="17" ma:contentTypeDescription="Create a new document." ma:contentTypeScope="" ma:versionID="6cb6a2330259988fe816cf9cf436db5d">
   <xsd:schema xmlns:xsd="http://www.w3.org/2001/XMLSchema" xmlns:xs="http://www.w3.org/2001/XMLSchema" xmlns:p="http://schemas.microsoft.com/office/2006/metadata/properties" xmlns:ns2="74e575ec-44d9-47a4-ba1b-6ff4edd58a01" xmlns:ns3="b4b8d115-9a68-473d-91cb-4bf0d85fa27c" targetNamespace="http://schemas.microsoft.com/office/2006/metadata/properties" ma:root="true" ma:fieldsID="d23c25e4006ed219cb29376b32db7e6b" ns2:_="" ns3:_="">
     <xsd:import namespace="74e575ec-44d9-47a4-ba1b-6ff4edd58a01"/>
@@ -16751,20 +16490,23 @@
 </ct:contentTypeSchema>
 </file>
 
-<file path=customXml/item3.xml><?xml version="1.0" encoding="utf-8"?>
-<?mso-contentType ?>
-<FormTemplates xmlns="http://schemas.microsoft.com/sharepoint/v3/contenttype/forms">
-  <Display>DocumentLibraryForm</Display>
-  <Edit>DocumentLibraryForm</Edit>
-  <New>DocumentLibraryForm</New>
-</FormTemplates>
+<file path=customXml/itemProps1.xml><?xml version="1.0" encoding="utf-8"?>
+<ds:datastoreItem xmlns:ds="http://schemas.openxmlformats.org/officeDocument/2006/customXml" ds:itemID="{A80EEEA6-436B-49D9-8C20-9336E244E8CE}">
+  <ds:schemaRefs>
+    <ds:schemaRef ds:uri="http://schemas.microsoft.com/sharepoint/v3/contenttype/forms"/>
+  </ds:schemaRefs>
+</ds:datastoreItem>
 </file>
 
-<file path=customXml/item4.xml><?xml version="1.0" encoding="utf-8"?>
-<b:Sources xmlns:b="http://schemas.openxmlformats.org/officeDocument/2006/bibliography" xmlns="http://schemas.openxmlformats.org/officeDocument/2006/bibliography" SelectedStyle="\APASixthEditionOfficeOnline.xsl" StyleName="APA" Version="6"/>
+<file path=customXml/itemProps2.xml><?xml version="1.0" encoding="utf-8"?>
+<ds:datastoreItem xmlns:ds="http://schemas.openxmlformats.org/officeDocument/2006/customXml" ds:itemID="{E89010CE-B60A-467F-BBBF-3ACED7FD0323}">
+  <ds:schemaRefs>
+    <ds:schemaRef ds:uri="http://schemas.openxmlformats.org/officeDocument/2006/bibliography"/>
+  </ds:schemaRefs>
+</ds:datastoreItem>
 </file>
 
-<file path=customXml/itemProps1.xml><?xml version="1.0" encoding="utf-8"?>
+<file path=customXml/itemProps3.xml><?xml version="1.0" encoding="utf-8"?>
 <ds:datastoreItem xmlns:ds="http://schemas.openxmlformats.org/officeDocument/2006/customXml" ds:itemID="{DE34826B-69CA-4F73-92F8-D6287CBB69AF}">
   <ds:schemaRefs>
     <ds:schemaRef ds:uri="http://schemas.microsoft.com/office/2006/metadata/properties"/>
@@ -16775,7 +16517,7 @@
 </ds:datastoreItem>
 </file>
 
-<file path=customXml/itemProps2.xml><?xml version="1.0" encoding="utf-8"?>
+<file path=customXml/itemProps4.xml><?xml version="1.0" encoding="utf-8"?>
 <ds:datastoreItem xmlns:ds="http://schemas.openxmlformats.org/officeDocument/2006/customXml" ds:itemID="{F6340865-2999-4C77-8BBD-DE573C6EB409}">
   <ds:schemaRefs>
     <ds:schemaRef ds:uri="http://schemas.microsoft.com/office/2006/metadata/contentType"/>
@@ -16792,20 +16534,4 @@
     <ds:schemaRef ds:uri="http://schemas.microsoft.com/internal/obd"/>
   </ds:schemaRefs>
 </ds:datastoreItem>
-</file>
-
-<file path=customXml/itemProps3.xml><?xml version="1.0" encoding="utf-8"?>
-<ds:datastoreItem xmlns:ds="http://schemas.openxmlformats.org/officeDocument/2006/customXml" ds:itemID="{A80EEEA6-436B-49D9-8C20-9336E244E8CE}">
-  <ds:schemaRefs>
-    <ds:schemaRef ds:uri="http://schemas.microsoft.com/sharepoint/v3/contenttype/forms"/>
-  </ds:schemaRefs>
-</ds:datastoreItem>
-</file>
-
-<file path=customXml/itemProps4.xml><?xml version="1.0" encoding="utf-8"?>
-<ds:datastoreItem xmlns:ds="http://schemas.openxmlformats.org/officeDocument/2006/customXml" ds:itemID="{E89010CE-B60A-467F-BBBF-3ACED7FD0323}">
-  <ds:schemaRefs>
-    <ds:schemaRef ds:uri="http://schemas.openxmlformats.org/officeDocument/2006/bibliography"/>
-  </ds:schemaRefs>
-</ds:datastoreItem>
 </file>